--- a/packages/document-engine/templates/fire/3.0_fire_cover_training_themes.docx
+++ b/packages/document-engine/templates/fire/3.0_fire_cover_training_themes.docx
@@ -161,7 +161,9 @@
           <w:sz w:val="20"/>
           <w:lang w:val="ro-RO"/>
         </w:rPr>
-        <w:t>a) actele normative care reglementează activitatea de apărare împotriva incendiilor;</w:t>
+        <w:t>a)</w:t>
+        <w:tab/>
+        <w:t>actele normative care reglementează activitatea de apărare împotriva incendiilor;</w:t>
       </w:r>
     </w:p>
     <w:p>
@@ -188,7 +190,9 @@
           <w:sz w:val="20"/>
           <w:lang w:val="ro-RO"/>
         </w:rPr>
-        <w:t>b) obligațiile generale și specifice care revin categoriilor de salariați;</w:t>
+        <w:t>b)</w:t>
+        <w:tab/>
+        <w:t>obligațiile generale și specifice care revin categoriilor de salariați;</w:t>
       </w:r>
     </w:p>
     <w:p>
@@ -215,7 +219,9 @@
           <w:sz w:val="20"/>
           <w:lang w:val="ro-RO"/>
         </w:rPr>
-        <w:t>c) riscul de incendiu, cauzele potențiale de incendiu prezentate de instalațiile utilitare ale construcțiilor și de procesele de muncă desfășurate, normele, regulile și măsurile de prevenire și înlăturare a acestora;</w:t>
+        <w:t>c)</w:t>
+        <w:tab/>
+        <w:t>riscul de incendiu, cauzele potențiale de incendiu prezentate de instalațiile utilitare ale construcțiilor și de procesele de muncă desfășurate, normele, regulile și măsurile de prevenire și înlăturare a acestora;</w:t>
       </w:r>
     </w:p>
     <w:p>
@@ -242,7 +248,9 @@
           <w:sz w:val="20"/>
           <w:lang w:val="ro-RO"/>
         </w:rPr>
-        <w:t>d) descrierea, funcționarea, întreținerea și modul de utilizare a tuturor sistemelor de protecție împotriva incendiilor aflate în dotare;</w:t>
+        <w:t>d)</w:t>
+        <w:tab/>
+        <w:t>descrierea, funcționarea, întreținerea și modul de utilizare a tuturor sistemelor de protecție împotriva incendiilor aflate în dotare;</w:t>
       </w:r>
     </w:p>
     <w:p>
@@ -269,7 +277,9 @@
           <w:sz w:val="20"/>
           <w:lang w:val="ro-RO"/>
         </w:rPr>
-        <w:t>e) acțiunea salariaților în cadrul echipelor de intervenție (răspuns) în caz de incendiu, la antrenamente și exerciții practice.</w:t>
+        <w:t>e)</w:t>
+        <w:tab/>
+        <w:t>acțiunea salariaților în cadrul echipelor de intervenție (răspuns) în caz de incendiu, la antrenamente și exerciții practice.</w:t>
       </w:r>
     </w:p>
     <w:p>

--- a/packages/document-engine/templates/fire/3.0_fire_cover_training_themes.docx
+++ b/packages/document-engine/templates/fire/3.0_fire_cover_training_themes.docx
@@ -53,7 +53,7 @@
           <w:sz w:val="32"/>
           <w:lang w:val="ro-RO"/>
         </w:rPr>
-        <w:t>TEMATICA DE INSTRUIRE PENTRU TOATE FAZELE DE INSTRUIRE ȘI PROGRAMUL DE INSTRUIRE – TESTARE LA NIVELUL UNITĂȚII ÎN DOMENIUL SITUAȚIILOR DE URGENȚĂ</w:t>
+        <w:t>TEMATICA DE INSTRUIRE PENTRU TOATE FAZELE DE INSTRUIRE ȘI PROGRAMUL DE INSTRUIRE-TESTARE LA NIVELUL UNITĂȚII ÎN DOMENIUL SITUAȚIILOR DE URGENȚĂ</w:t>
       </w:r>
     </w:p>
     <w:p>
@@ -306,7 +306,7 @@
           <w:sz w:val="20"/>
           <w:lang w:val="ro-RO"/>
         </w:rPr>
-        <w:t>PERSOANE IMPLICATE ÎN PROCESUL DE PREDARE / PRIMIRE A DOCUMENTULUI</w:t>
+        <w:t>PERSOANE IMPLICATE ÎN PROCESUL DE PREDARE-PRIMIRE A DOCUMENTULUI</w:t>
       </w:r>
     </w:p>
     <w:tbl>
@@ -357,7 +357,7 @@
                 <w:sz w:val="20"/>
                 <w:lang w:val="ro-RO"/>
               </w:rPr>
-              <w:t>Am luat la cunoștință</w:t>
+              <w:t>Am luat cunoștință</w:t>
             </w:r>
           </w:p>
           <w:p>

--- a/packages/document-engine/templates/fire/3.0_fire_cover_training_themes.docx
+++ b/packages/document-engine/templates/fire/3.0_fire_cover_training_themes.docx
@@ -279,7 +279,7 @@
         </w:rPr>
         <w:t>e)</w:t>
         <w:tab/>
-        <w:t>acțiunea salariaților în cadrul echipelor de intervenție (răspuns) în caz de incendiu, la antrenamente și exerciții practice.</w:t>
+        <w:t xml:space="preserve">acțiunea salariaților în cadrul echipei de primă intervenție în caz de incendiu, la antrenamente și exerciții practice.</w:t>
       </w:r>
     </w:p>
     <w:p>
